--- a/cost-justification.docx
+++ b/cost-justification.docx
@@ -7,13 +7,23 @@
         <w:pStyle w:val="Author"/>
       </w:pPr>
       <w:r>
-        <w:t xml:space="preserve">Dr. Lennart</w:t>
-      </w:r>
-      <w:r>
-        <w:t xml:space="preserve"> </w:t>
-      </w:r>
-      <w:r>
-        <w:t xml:space="preserve">Wittkuhn</w:t>
+        <w:t xml:space="preserve">Dr. Lennart Wittkuhn</w:t>
+      </w:r>
+    </w:p>
+    <w:p>
+      <w:pPr>
+        <w:pStyle w:val="Author"/>
+      </w:pPr>
+      <w:r>
+        <w:t xml:space="preserve">Reza Hakimazar</w:t>
+      </w:r>
+    </w:p>
+    <w:p>
+      <w:pPr>
+        <w:pStyle w:val="Author"/>
+      </w:pPr>
+      <w:r>
+        <w:t xml:space="preserve">Prof. Dr. Nicolas W. Schuck</w:t>
       </w:r>
     </w:p>
     <w:bookmarkStart w:id="29" w:name="financial-needs"/>
@@ -533,13 +543,7 @@
         <w:t xml:space="preserve"> </w:t>
       </w:r>
       <w:r>
-        <w:t xml:space="preserve">“</w:t>
-      </w:r>
-      <w:r>
-        <w:t xml:space="preserve">intuitive, lightweight and open source web analytics</w:t>
-      </w:r>
-      <w:r>
-        <w:t xml:space="preserve">”</w:t>
+        <w:t xml:space="preserve">“intuitive, lightweight and open source web analytics”</w:t>
       </w:r>
       <w:r>
         <w:t xml:space="preserve">, does not use cookies and is fully compliant with GDPR, CCPA and PECR.</w:t>
@@ -598,7 +602,11 @@
     <w:bookmarkEnd w:id="27"/>
     <w:bookmarkEnd w:id="28"/>
     <w:bookmarkEnd w:id="29"/>
-    <w:sectPr/>
+    <w:sectPr>
+      <w:footnotePr>
+        <w:numRestart w:val="eachSect"/>
+      </w:footnotePr>
+    </w:sectPr>
   </w:body>
 </w:document>
 </file>
@@ -770,8 +778,6 @@
     </w:pPr>
     <w:rPr>
       <w:rFonts w:asciiTheme="majorHAnsi" w:cstheme="majorBidi" w:eastAsiaTheme="majorEastAsia" w:hAnsiTheme="majorHAnsi"/>
-      <w:spacing w:val="-10"/>
-      <w:kern w:val="28"/>
       <w:sz w:val="56"/>
       <w:szCs w:val="56"/>
     </w:rPr>
@@ -784,15 +790,13 @@
     <w:rsid w:val="00A10FD9"/>
     <w:rPr>
       <w:rFonts w:asciiTheme="majorHAnsi" w:cstheme="majorBidi" w:eastAsiaTheme="majorEastAsia" w:hAnsiTheme="majorHAnsi"/>
-      <w:spacing w:val="-10"/>
-      <w:kern w:val="28"/>
       <w:sz w:val="56"/>
       <w:szCs w:val="56"/>
     </w:rPr>
   </w:style>
   <w:style w:styleId="Subtitle" w:type="paragraph">
     <w:name w:val="Subtitle"/>
-    <w:basedOn w:val="Normal"/>
+    <w:basedOn w:val="Title"/>
     <w:next w:val="BodyText"/>
     <w:link w:val="SubtitleChar"/>
     <w:uiPriority w:val="11"/>
@@ -803,6 +807,19 @@
         <w:ilvl w:val="1"/>
       </w:numPr>
     </w:pPr>
+    <w:rPr>
+      <w:rFonts w:cstheme="majorBidi" w:eastAsiaTheme="majorEastAsia"/>
+      <w:spacing w:val="15"/>
+      <w:sz w:val="28"/>
+      <w:szCs w:val="28"/>
+    </w:rPr>
+  </w:style>
+  <w:style w:customStyle="1" w:styleId="SubtitleChar" w:type="character">
+    <w:name w:val="Subtitle Char"/>
+    <w:basedOn w:val="DefaultParagraphFont"/>
+    <w:link w:val="Subtitle"/>
+    <w:uiPriority w:val="11"/>
+    <w:rsid w:val="00A10FD9"/>
     <w:rPr>
       <w:rFonts w:cstheme="majorBidi" w:eastAsiaTheme="majorEastAsia"/>
       <w:color w:themeColor="text1" w:themeTint="A6" w:val="595959"/>
@@ -811,39 +828,33 @@
       <w:szCs w:val="28"/>
     </w:rPr>
   </w:style>
-  <w:style w:customStyle="1" w:styleId="SubtitleChar" w:type="character">
-    <w:name w:val="Subtitle Char"/>
-    <w:basedOn w:val="DefaultParagraphFont"/>
-    <w:link w:val="Subtitle"/>
-    <w:uiPriority w:val="11"/>
-    <w:rsid w:val="00A10FD9"/>
-    <w:rPr>
-      <w:rFonts w:cstheme="majorBidi" w:eastAsiaTheme="majorEastAsia"/>
-      <w:color w:themeColor="text1" w:themeTint="A6" w:val="595959"/>
-      <w:spacing w:val="15"/>
-      <w:sz w:val="28"/>
-      <w:szCs w:val="28"/>
-    </w:rPr>
-  </w:style>
   <w:style w:customStyle="1" w:styleId="Author" w:type="paragraph">
     <w:name w:val="Author"/>
+    <w:basedOn w:val="Title"/>
     <w:next w:val="BodyText"/>
     <w:qFormat/>
     <w:pPr>
       <w:keepNext/>
       <w:keepLines/>
-      <w:jc w:val="center"/>
-    </w:pPr>
+    </w:pPr>
+    <w:rPr>
+      <w:sz w:val="24"/>
+      <w:szCs w:val="24"/>
+    </w:rPr>
   </w:style>
   <w:style w:styleId="Date" w:type="paragraph">
     <w:name w:val="Date"/>
+    <w:basedOn w:val="Title"/>
     <w:next w:val="BodyText"/>
     <w:qFormat/>
     <w:pPr>
       <w:keepNext/>
       <w:keepLines/>
-      <w:jc w:val="center"/>
-    </w:pPr>
+    </w:pPr>
+    <w:rPr>
+      <w:sz w:val="24"/>
+      <w:szCs w:val="24"/>
+    </w:rPr>
   </w:style>
   <w:style w:customStyle="1" w:styleId="AbstractTitle" w:type="paragraph">
     <w:name w:val="Abstract Title"/>
@@ -858,7 +869,6 @@
     </w:pPr>
     <w:rPr>
       <w:b/>
-      <w:color w:val="345A8A"/>
       <w:sz w:val="20"/>
       <w:szCs w:val="20"/>
     </w:rPr>

--- a/cost-justification.docx
+++ b/cost-justification.docx
@@ -8,22 +8,6 @@
       </w:pPr>
       <w:r>
         <w:t xml:space="preserve">Dr. Lennart Wittkuhn</w:t>
-      </w:r>
-    </w:p>
-    <w:p>
-      <w:pPr>
-        <w:pStyle w:val="Author"/>
-      </w:pPr>
-      <w:r>
-        <w:t xml:space="preserve">Reza Hakimazar</w:t>
-      </w:r>
-    </w:p>
-    <w:p>
-      <w:pPr>
-        <w:pStyle w:val="Author"/>
-      </w:pPr>
-      <w:r>
-        <w:t xml:space="preserve">Prof. Dr. Nicolas W. Schuck</w:t>
       </w:r>
     </w:p>
     <w:bookmarkStart w:id="29" w:name="financial-needs"/>

--- a/cost-justification.docx
+++ b/cost-justification.docx
@@ -10,16 +10,32 @@
         <w:t xml:space="preserve">Dr. Lennart Wittkuhn</w:t>
       </w:r>
     </w:p>
-    <w:bookmarkStart w:id="29" w:name="financial-needs"/>
     <w:p>
       <w:pPr>
+        <w:pStyle w:val="Author"/>
+      </w:pPr>
+      <w:r>
+        <w:t xml:space="preserve">Reza Hakimazar</w:t>
+      </w:r>
+    </w:p>
+    <w:p>
+      <w:pPr>
+        <w:pStyle w:val="Author"/>
+      </w:pPr>
+      <w:r>
+        <w:t xml:space="preserve">Prof. Dr. Nicolas W. Schuck</w:t>
+      </w:r>
+    </w:p>
+    <w:bookmarkStart w:id="18" w:name="financial-needs"/>
+    <w:p>
+      <w:pPr>
         <w:pStyle w:val="Heading2"/>
       </w:pPr>
       <w:r>
         <w:t xml:space="preserve">Financial Needs</w:t>
       </w:r>
     </w:p>
-    <w:bookmarkStart w:id="20" w:name="overview"/>
+    <w:bookmarkStart w:id="9" w:name="overview"/>
     <w:p>
       <w:pPr>
         <w:pStyle w:val="Heading3"/>
@@ -397,8 +413,8 @@
         <w:t xml:space="preserve">We provide additional justification for the financial needs below.</w:t>
       </w:r>
     </w:p>
-    <w:bookmarkEnd w:id="20"/>
-    <w:bookmarkStart w:id="28" w:name="justification"/>
+    <w:bookmarkEnd w:id="9"/>
+    <w:bookmarkStart w:id="17" w:name="justification"/>
     <w:p>
       <w:pPr>
         <w:pStyle w:val="Heading3"/>
@@ -407,7 +423,7 @@
         <w:t xml:space="preserve">Justification</w:t>
       </w:r>
     </w:p>
-    <w:bookmarkStart w:id="21" w:name="X2086337256cc1ac8f273f0a156c11edff594be2"/>
+    <w:bookmarkStart w:id="10" w:name="X2086337256cc1ac8f273f0a156c11edff594be2"/>
     <w:p>
       <w:pPr>
         <w:pStyle w:val="Heading4"/>
@@ -436,8 +452,8 @@
         <w:t xml:space="preserve">In addition, the student RA will contriubute to the development and analysis surveys and quizzes that allow to collect continuous feedback from both students and teachers to address any challenges or identify opportunities for improvement.</w:t>
       </w:r>
     </w:p>
-    <w:bookmarkEnd w:id="21"/>
-    <w:bookmarkStart w:id="22" w:name="X34c3e267b95abf907fadab0d69f1ad19841c380"/>
+    <w:bookmarkEnd w:id="10"/>
+    <w:bookmarkStart w:id="11" w:name="X34c3e267b95abf907fadab0d69f1ad19841c380"/>
     <w:p>
       <w:pPr>
         <w:pStyle w:val="Heading4"/>
@@ -460,8 +476,8 @@
         <w:t xml:space="preserve">The TA supports the instructional content, manages assessments during class, and ensures a consistent learning experience for course participants with varying levels of familiarity with the learning concepts.</w:t>
       </w:r>
     </w:p>
-    <w:bookmarkEnd w:id="22"/>
-    <w:bookmarkStart w:id="25" w:name="regarding-3-license-for-plausible.io"/>
+    <w:bookmarkEnd w:id="11"/>
+    <w:bookmarkStart w:id="14" w:name="regarding-3-license-for-plausible.io"/>
     <w:p>
       <w:pPr>
         <w:pStyle w:val="Heading4"/>
@@ -480,7 +496,7 @@
       <w:r>
         <w:t xml:space="preserve"> </w:t>
       </w:r>
-      <w:hyperlink r:id="rId23">
+      <w:hyperlink r:id="rId12">
         <w:r>
           <w:rPr>
             <w:rStyle w:val="Hyperlink"/>
@@ -512,7 +528,7 @@
       <w:r>
         <w:t xml:space="preserve"> </w:t>
       </w:r>
-      <w:hyperlink r:id="rId24">
+      <w:hyperlink r:id="rId13">
         <w:r>
           <w:rPr>
             <w:rStyle w:val="Hyperlink"/>
@@ -539,8 +555,8 @@
         <w:t xml:space="preserve">A subscription plan with a monthly quota of up to 10k pageviews for 1 year will be selected.</w:t>
       </w:r>
     </w:p>
-    <w:bookmarkEnd w:id="25"/>
-    <w:bookmarkStart w:id="27" w:name="Xc48a89603a82c2fc87c44552f8012d4c17e15e6"/>
+    <w:bookmarkEnd w:id="14"/>
+    <w:bookmarkStart w:id="16" w:name="Xc48a89603a82c2fc87c44552f8012d4c17e15e6"/>
     <w:p>
       <w:pPr>
         <w:pStyle w:val="Heading4"/>
@@ -559,7 +575,7 @@
       <w:r>
         <w:t xml:space="preserve"> </w:t>
       </w:r>
-      <w:hyperlink r:id="rId26">
+      <w:hyperlink r:id="rId15">
         <w:r>
           <w:rPr>
             <w:rStyle w:val="Hyperlink"/>
@@ -583,9 +599,9 @@
         <w:t xml:space="preserve">Accommodation can be arranged privately.</w:t>
       </w:r>
     </w:p>
-    <w:bookmarkEnd w:id="27"/>
-    <w:bookmarkEnd w:id="28"/>
-    <w:bookmarkEnd w:id="29"/>
+    <w:bookmarkEnd w:id="16"/>
+    <w:bookmarkEnd w:id="17"/>
+    <w:bookmarkEnd w:id="18"/>
     <w:sectPr>
       <w:footnotePr>
         <w:numRestart w:val="eachSect"/>
@@ -707,10 +723,10 @@
   <w:docDefaults>
     <w:rPrDefault>
       <w:rPr>
-        <w:rFonts w:asciiTheme="minorHAnsi" w:cstheme="minorBidi" w:eastAsiaTheme="minorHAnsi" w:hAnsiTheme="minorHAnsi"/>
+        <w:rFonts w:asciiTheme="minorHAnsi" w:cstheme="minorBidi" w:eastAsiaTheme="minorEastAsia" w:hAnsiTheme="minorHAnsi"/>
         <w:sz w:val="24"/>
         <w:szCs w:val="24"/>
-        <w:lang w:bidi="ar-SA" w:eastAsia="en-US" w:val="en-US"/>
+        <w:lang w:bidi="ar-SA" w:eastAsia="zh-CN" w:val="en-US"/>
       </w:rPr>
     </w:rPrDefault>
     <w:pPrDefault>
@@ -1251,13 +1267,6 @@
       </w:tblCellMar>
     </w:tblPr>
     <w:tblStylePr w:type="firstRow">
-      <w:tblPr>
-        <w:jc w:val="left"/>
-        <w:tblInd w:type="dxa" w:w="0"/>
-      </w:tblPr>
-      <w:trPr>
-        <w:jc w:val="left"/>
-      </w:trPr>
       <w:tcPr>
         <w:tcBorders>
           <w:bottom w:val="single"/>
